--- a/templates/Consultas_Pliego_PAMPA_Obras_Civiles_Menores_PGSM.docx
+++ b/templates/Consultas_Pliego_PAMPA_Obras_Civiles_Menores_PGSM.docx
@@ -2349,7 +2349,7 @@
           <w:sz w:val="18"/>
           <w:szCs w:val="18"/>
         </w:rPr>
-        <w:t>Las siguientes observaciones identifican contradicciones entre documentos del mismo proceso licitatorio. Se solicita a PAMPA ENERGÍA S.A. una aclaración formal que indique qué documento prevalece en cada caso, a fin de garantizar que todas las ofertas se formulen sobre las mismas bases.</w:t>
+        <w:t>Las siguientes observaciones identifican contradicciones entre documentos del mismo proceso licitatorio. Se solicita a {{CLIENTE}} una aclaración formal que indique qué documento prevalece en cada caso, a fin de garantizar que todas las ofertas se formulen sobre las mismas bases.</w:t>
       </w:r>
     </w:p>
     <w:p>
